--- a/herve/My project report.docx
+++ b/herve/My project report.docx
@@ -3070,7 +3070,7 @@
                     </pic:cNvPicPr>
                   </pic:nvPicPr>
                   <pic:blipFill>
-                    <a:blip r:embed="rId5"/>
+                    <a:blip r:embed="rId6"/>
                     <a:srcRect/>
                     <a:stretch>
                       <a:fillRect/>
@@ -3211,114 +3211,6 @@
             <wp:extent cx="2857500" cy="5629275"/>
             <wp:effectExtent l="0" t="0" r="0" b="0"/>
             <wp:docPr id="2" name="Picture 2"/>
-            <wp:cNvGraphicFramePr>
-              <a:graphicFrameLocks xmlns:a="http://schemas.openxmlformats.org/drawingml/2006/main" noChangeAspect="1"/>
-            </wp:cNvGraphicFramePr>
-            <a:graphic xmlns:a="http://schemas.openxmlformats.org/drawingml/2006/main">
-              <a:graphicData uri="http://schemas.openxmlformats.org/drawingml/2006/picture">
-                <pic:pic xmlns:pic="http://schemas.openxmlformats.org/drawingml/2006/picture">
-                  <pic:nvPicPr>
-                    <pic:cNvPr id="0" name=""/>
-                    <pic:cNvPicPr>
-                      <a:picLocks noChangeAspect="1" noChangeArrowheads="1"/>
-                    </pic:cNvPicPr>
-                  </pic:nvPicPr>
-                  <pic:blipFill>
-                    <a:blip r:embed="rId6"/>
-                    <a:srcRect/>
-                    <a:stretch>
-                      <a:fillRect/>
-                    </a:stretch>
-                  </pic:blipFill>
-                  <pic:spPr bwMode="auto">
-                    <a:xfrm>
-                      <a:off x="0" y="0"/>
-                      <a:ext cx="2857500" cy="5629275"/>
-                    </a:xfrm>
-                    <a:prstGeom prst="rect">
-                      <a:avLst/>
-                    </a:prstGeom>
-                  </pic:spPr>
-                </pic:pic>
-              </a:graphicData>
-            </a:graphic>
-          </wp:inline>
-        </w:drawing>
-      </w:r>
-    </w:p>
-    <w:p>
-      <w:pPr>
-        <w:spacing w:before="120" w:after="300"/>
-        <w:jc w:val="center"/>
-      </w:pPr>
-      <w:r>
-        <w:rPr>
-          <w:b/>
-          <w:bCs/>
-          <w:i/>
-          <w:iCs/>
-          <w:sz w:val="20"/>
-          <w:szCs w:val="20"/>
-        </w:rPr>
-        <w:t xml:space="preserve">Figure </w:t>
-      </w:r>
-      <w:r>
-        <w:fldChar w:fldCharType="begin"/>
-      </w:r>
-      <w:r>
-        <w:instrText>SEQ Figure</w:instrText>
-      </w:r>
-      <w:r>
-        <w:fldChar w:fldCharType="separate"/>
-      </w:r>
-      <w:r>
-        <w:rPr>
-          <w:noProof/>
-        </w:rPr>
-        <w:t>2</w:t>
-      </w:r>
-      <w:r>
-        <w:fldChar w:fldCharType="end"/>
-      </w:r>
-      <w:r>
-        <w:rPr>
-          <w:b/>
-          <w:bCs/>
-          <w:i/>
-          <w:iCs/>
-          <w:sz w:val="20"/>
-          <w:szCs w:val="20"/>
-        </w:rPr>
-        <w:t xml:space="preserve">: </w:t>
-      </w:r>
-      <w:bookmarkStart w:id="17" w:name="_Toc235378798"/>
-      <w:r>
-        <w:rPr>
-          <w:b/>
-          <w:bCs/>
-          <w:i/>
-          <w:iCs/>
-          <w:sz w:val="20"/>
-          <w:szCs w:val="20"/>
-        </w:rPr>
-        <w:t>Flowchart of the Home page (index.html) navigation logic</w:t>
-      </w:r>
-      <w:bookmarkEnd w:id="17"/>
-    </w:p>
-    <w:p>
-      <w:pPr>
-        <w:jc w:val="center"/>
-      </w:pPr>
-      <w:r>
-        <w:rPr>
-          <w:noProof/>
-        </w:rPr>
-        <w:lastRenderedPageBreak/>
-        <w:drawing>
-          <wp:inline distT="0" distB="0" distL="0" distR="0">
-            <wp:extent cx="2857500" cy="5524500"/>
-            <wp:effectExtent l="0" t="0" r="0" b="0"/>
-            <wp:docPr id="3" name="Picture 3"/>
             <wp:cNvGraphicFramePr>
               <a:graphicFrameLocks xmlns:a="http://schemas.openxmlformats.org/drawingml/2006/main" noChangeAspect="1"/>
             </wp:cNvGraphicFramePr>
@@ -3341,6 +3233,114 @@
                   <pic:spPr bwMode="auto">
                     <a:xfrm>
                       <a:off x="0" y="0"/>
+                      <a:ext cx="2857500" cy="5629275"/>
+                    </a:xfrm>
+                    <a:prstGeom prst="rect">
+                      <a:avLst/>
+                    </a:prstGeom>
+                  </pic:spPr>
+                </pic:pic>
+              </a:graphicData>
+            </a:graphic>
+          </wp:inline>
+        </w:drawing>
+      </w:r>
+    </w:p>
+    <w:p>
+      <w:pPr>
+        <w:spacing w:before="120" w:after="300"/>
+        <w:jc w:val="center"/>
+      </w:pPr>
+      <w:r>
+        <w:rPr>
+          <w:b/>
+          <w:bCs/>
+          <w:i/>
+          <w:iCs/>
+          <w:sz w:val="20"/>
+          <w:szCs w:val="20"/>
+        </w:rPr>
+        <w:t xml:space="preserve">Figure </w:t>
+      </w:r>
+      <w:r>
+        <w:fldChar w:fldCharType="begin"/>
+      </w:r>
+      <w:r>
+        <w:instrText>SEQ Figure</w:instrText>
+      </w:r>
+      <w:r>
+        <w:fldChar w:fldCharType="separate"/>
+      </w:r>
+      <w:r>
+        <w:rPr>
+          <w:noProof/>
+        </w:rPr>
+        <w:t>2</w:t>
+      </w:r>
+      <w:r>
+        <w:fldChar w:fldCharType="end"/>
+      </w:r>
+      <w:r>
+        <w:rPr>
+          <w:b/>
+          <w:bCs/>
+          <w:i/>
+          <w:iCs/>
+          <w:sz w:val="20"/>
+          <w:szCs w:val="20"/>
+        </w:rPr>
+        <w:t xml:space="preserve">: </w:t>
+      </w:r>
+      <w:bookmarkStart w:id="17" w:name="_Toc235378798"/>
+      <w:r>
+        <w:rPr>
+          <w:b/>
+          <w:bCs/>
+          <w:i/>
+          <w:iCs/>
+          <w:sz w:val="20"/>
+          <w:szCs w:val="20"/>
+        </w:rPr>
+        <w:t>Flowchart of the Home page (index.html) navigation logic</w:t>
+      </w:r>
+      <w:bookmarkEnd w:id="17"/>
+    </w:p>
+    <w:p>
+      <w:pPr>
+        <w:jc w:val="center"/>
+      </w:pPr>
+      <w:r>
+        <w:rPr>
+          <w:noProof/>
+        </w:rPr>
+        <w:lastRenderedPageBreak/>
+        <w:drawing>
+          <wp:inline distT="0" distB="0" distL="0" distR="0">
+            <wp:extent cx="2857500" cy="5524500"/>
+            <wp:effectExtent l="0" t="0" r="0" b="0"/>
+            <wp:docPr id="3" name="Picture 3"/>
+            <wp:cNvGraphicFramePr>
+              <a:graphicFrameLocks xmlns:a="http://schemas.openxmlformats.org/drawingml/2006/main" noChangeAspect="1"/>
+            </wp:cNvGraphicFramePr>
+            <a:graphic xmlns:a="http://schemas.openxmlformats.org/drawingml/2006/main">
+              <a:graphicData uri="http://schemas.openxmlformats.org/drawingml/2006/picture">
+                <pic:pic xmlns:pic="http://schemas.openxmlformats.org/drawingml/2006/picture">
+                  <pic:nvPicPr>
+                    <pic:cNvPr id="0" name=""/>
+                    <pic:cNvPicPr>
+                      <a:picLocks noChangeAspect="1" noChangeArrowheads="1"/>
+                    </pic:cNvPicPr>
+                  </pic:nvPicPr>
+                  <pic:blipFill>
+                    <a:blip r:embed="rId8"/>
+                    <a:srcRect/>
+                    <a:stretch>
+                      <a:fillRect/>
+                    </a:stretch>
+                  </pic:blipFill>
+                  <pic:spPr bwMode="auto">
+                    <a:xfrm>
+                      <a:off x="0" y="0"/>
                       <a:ext cx="2857500" cy="5524500"/>
                     </a:xfrm>
                     <a:prstGeom prst="rect">
@@ -3472,7 +3472,7 @@
                     <pic:cNvPicPr/>
                   </pic:nvPicPr>
                   <pic:blipFill>
-                    <a:blip r:embed="rId8">
+                    <a:blip r:embed="rId9">
                       <a:extLst>
                         <a:ext uri="{28A0092B-C50C-407E-A947-70E740481C1C}">
                           <a14:useLocalDpi xmlns:a14="http://schemas.microsoft.com/office/drawing/2010/main" val="0"/>
@@ -3651,7 +3651,7 @@
                     <pic:cNvPicPr/>
                   </pic:nvPicPr>
                   <pic:blipFill>
-                    <a:blip r:embed="rId9" cstate="print">
+                    <a:blip r:embed="rId10" cstate="print">
                       <a:extLst>
                         <a:ext uri="{28A0092B-C50C-407E-A947-70E740481C1C}">
                           <a14:useLocalDpi xmlns:a14="http://schemas.microsoft.com/office/drawing/2010/main" val="0"/>
@@ -3825,7 +3825,7 @@
                     <pic:cNvPicPr/>
                   </pic:nvPicPr>
                   <pic:blipFill>
-                    <a:blip r:embed="rId10" cstate="print">
+                    <a:blip r:embed="rId11" cstate="print">
                       <a:extLst>
                         <a:ext uri="{28A0092B-C50C-407E-A947-70E740481C1C}">
                           <a14:useLocalDpi xmlns:a14="http://schemas.microsoft.com/office/drawing/2010/main" val="0"/>
@@ -3984,7 +3984,7 @@
                     <pic:cNvPicPr/>
                   </pic:nvPicPr>
                   <pic:blipFill>
-                    <a:blip r:embed="rId11" cstate="print">
+                    <a:blip r:embed="rId12" cstate="print">
                       <a:extLst>
                         <a:ext uri="{28A0092B-C50C-407E-A947-70E740481C1C}">
                           <a14:useLocalDpi xmlns:a14="http://schemas.microsoft.com/office/drawing/2010/main" val="0"/>
@@ -4141,7 +4141,7 @@
                     <pic:cNvPicPr/>
                   </pic:nvPicPr>
                   <pic:blipFill>
-                    <a:blip r:embed="rId12" cstate="print">
+                    <a:blip r:embed="rId13" cstate="print">
                       <a:extLst>
                         <a:ext uri="{28A0092B-C50C-407E-A947-70E740481C1C}">
                           <a14:useLocalDpi xmlns:a14="http://schemas.microsoft.com/office/drawing/2010/main" val="0"/>
@@ -4187,7 +4187,7 @@
                     <pic:cNvPicPr/>
                   </pic:nvPicPr>
                   <pic:blipFill>
-                    <a:blip r:embed="rId13" cstate="print">
+                    <a:blip r:embed="rId14" cstate="print">
                       <a:extLst>
                         <a:ext uri="{28A0092B-C50C-407E-A947-70E740481C1C}">
                           <a14:useLocalDpi xmlns:a14="http://schemas.microsoft.com/office/drawing/2010/main" val="0"/>
@@ -4504,37 +4504,59 @@
       <w:r>
         <w:t>Use the system to book appointments more easily and reduce waiting time.</w:t>
       </w:r>
+    </w:p>
+    <w:p>
+      <w:r>
+        <w:br w:type="page"/>
+      </w:r>
+    </w:p>
+    <w:p>
+      <w:pPr>
+        <w:pStyle w:val="Heading1"/>
+        <w:spacing w:before="280" w:after="160"/>
+      </w:pPr>
+      <w:r>
+        <w:lastRenderedPageBreak/>
+        <w:t>Appendix</w:t>
+      </w:r>
+    </w:p>
+    <w:p>
+      <w:pPr>
+        <w:spacing w:after="160" w:line="300" w:lineRule="auto"/>
+        <w:jc w:val="both"/>
+      </w:pPr>
+      <w:r>
+        <w:t>Link to the account and password of the GitHub repository of the deployed project:</w:t>
+      </w:r>
+    </w:p>
+    <w:p>
+      <w:pPr>
+        <w:pStyle w:val="ListParagraph"/>
+        <w:numPr>
+          <w:ilvl w:val="0"/>
+          <w:numId w:val="3"/>
+        </w:numPr>
+        <w:spacing w:after="160" w:line="300" w:lineRule="auto"/>
+        <w:jc w:val="both"/>
+        <w:rPr>
+          <w:b/>
+          <w:u w:val="single"/>
+        </w:rPr>
+      </w:pPr>
+      <w:r>
+        <w:rPr>
+          <w:b/>
+          <w:u w:val="single"/>
+        </w:rPr>
+        <w:t>https://github.com/hervemuhire6/hospitalsystem-</w:t>
+      </w:r>
+    </w:p>
+    <w:p>
+      <w:r>
+        <w:br w:type="page"/>
+      </w:r>
       <w:bookmarkStart w:id="32" w:name="_GoBack"/>
       <w:bookmarkEnd w:id="32"/>
-    </w:p>
-    <w:p>
-      <w:r>
-        <w:br w:type="page"/>
-      </w:r>
-    </w:p>
-    <w:p>
-      <w:pPr>
-        <w:pStyle w:val="Heading1"/>
-        <w:spacing w:before="280" w:after="160"/>
-      </w:pPr>
-      <w:r>
-        <w:lastRenderedPageBreak/>
-        <w:t>Appendix</w:t>
-      </w:r>
-    </w:p>
-    <w:p>
-      <w:pPr>
-        <w:spacing w:after="160" w:line="300" w:lineRule="auto"/>
-        <w:jc w:val="both"/>
-      </w:pPr>
-      <w:r>
-        <w:t>Link to the account and password of the GitHub repository of the deployed project:</w:t>
-      </w:r>
-    </w:p>
-    <w:p>
-      <w:r>
-        <w:br w:type="page"/>
-      </w:r>
     </w:p>
     <w:p/>
     <w:sectPr>
@@ -4693,6 +4715,119 @@
       </w:pPr>
     </w:lvl>
   </w:abstractNum>
+  <w:abstractNum w:abstractNumId="2" w15:restartNumberingAfterBreak="0">
+    <w:nsid w:val="6A255AD7"/>
+    <w:multiLevelType w:val="hybridMultilevel"/>
+    <w:tmpl w:val="55C25E48"/>
+    <w:lvl w:ilvl="0" w:tplc="04090001">
+      <w:start w:val="1"/>
+      <w:numFmt w:val="bullet"/>
+      <w:lvlText w:val=""/>
+      <w:lvlJc w:val="left"/>
+      <w:pPr>
+        <w:ind w:left="2260" w:hanging="360"/>
+      </w:pPr>
+      <w:rPr>
+        <w:rFonts w:ascii="Symbol" w:hAnsi="Symbol" w:hint="default"/>
+      </w:rPr>
+    </w:lvl>
+    <w:lvl w:ilvl="1" w:tplc="04090003" w:tentative="1">
+      <w:start w:val="1"/>
+      <w:numFmt w:val="bullet"/>
+      <w:lvlText w:val="o"/>
+      <w:lvlJc w:val="left"/>
+      <w:pPr>
+        <w:ind w:left="2980" w:hanging="360"/>
+      </w:pPr>
+      <w:rPr>
+        <w:rFonts w:ascii="Courier New" w:hAnsi="Courier New" w:cs="Courier New" w:hint="default"/>
+      </w:rPr>
+    </w:lvl>
+    <w:lvl w:ilvl="2" w:tplc="04090005" w:tentative="1">
+      <w:start w:val="1"/>
+      <w:numFmt w:val="bullet"/>
+      <w:lvlText w:val=""/>
+      <w:lvlJc w:val="left"/>
+      <w:pPr>
+        <w:ind w:left="3700" w:hanging="360"/>
+      </w:pPr>
+      <w:rPr>
+        <w:rFonts w:ascii="Wingdings" w:hAnsi="Wingdings" w:hint="default"/>
+      </w:rPr>
+    </w:lvl>
+    <w:lvl w:ilvl="3" w:tplc="04090001" w:tentative="1">
+      <w:start w:val="1"/>
+      <w:numFmt w:val="bullet"/>
+      <w:lvlText w:val=""/>
+      <w:lvlJc w:val="left"/>
+      <w:pPr>
+        <w:ind w:left="4420" w:hanging="360"/>
+      </w:pPr>
+      <w:rPr>
+        <w:rFonts w:ascii="Symbol" w:hAnsi="Symbol" w:hint="default"/>
+      </w:rPr>
+    </w:lvl>
+    <w:lvl w:ilvl="4" w:tplc="04090003" w:tentative="1">
+      <w:start w:val="1"/>
+      <w:numFmt w:val="bullet"/>
+      <w:lvlText w:val="o"/>
+      <w:lvlJc w:val="left"/>
+      <w:pPr>
+        <w:ind w:left="5140" w:hanging="360"/>
+      </w:pPr>
+      <w:rPr>
+        <w:rFonts w:ascii="Courier New" w:hAnsi="Courier New" w:cs="Courier New" w:hint="default"/>
+      </w:rPr>
+    </w:lvl>
+    <w:lvl w:ilvl="5" w:tplc="04090005" w:tentative="1">
+      <w:start w:val="1"/>
+      <w:numFmt w:val="bullet"/>
+      <w:lvlText w:val=""/>
+      <w:lvlJc w:val="left"/>
+      <w:pPr>
+        <w:ind w:left="5860" w:hanging="360"/>
+      </w:pPr>
+      <w:rPr>
+        <w:rFonts w:ascii="Wingdings" w:hAnsi="Wingdings" w:hint="default"/>
+      </w:rPr>
+    </w:lvl>
+    <w:lvl w:ilvl="6" w:tplc="04090001" w:tentative="1">
+      <w:start w:val="1"/>
+      <w:numFmt w:val="bullet"/>
+      <w:lvlText w:val=""/>
+      <w:lvlJc w:val="left"/>
+      <w:pPr>
+        <w:ind w:left="6580" w:hanging="360"/>
+      </w:pPr>
+      <w:rPr>
+        <w:rFonts w:ascii="Symbol" w:hAnsi="Symbol" w:hint="default"/>
+      </w:rPr>
+    </w:lvl>
+    <w:lvl w:ilvl="7" w:tplc="04090003" w:tentative="1">
+      <w:start w:val="1"/>
+      <w:numFmt w:val="bullet"/>
+      <w:lvlText w:val="o"/>
+      <w:lvlJc w:val="left"/>
+      <w:pPr>
+        <w:ind w:left="7300" w:hanging="360"/>
+      </w:pPr>
+      <w:rPr>
+        <w:rFonts w:ascii="Courier New" w:hAnsi="Courier New" w:cs="Courier New" w:hint="default"/>
+      </w:rPr>
+    </w:lvl>
+    <w:lvl w:ilvl="8" w:tplc="04090005" w:tentative="1">
+      <w:start w:val="1"/>
+      <w:numFmt w:val="bullet"/>
+      <w:lvlText w:val=""/>
+      <w:lvlJc w:val="left"/>
+      <w:pPr>
+        <w:ind w:left="8020" w:hanging="360"/>
+      </w:pPr>
+      <w:rPr>
+        <w:rFonts w:ascii="Wingdings" w:hAnsi="Wingdings" w:hint="default"/>
+      </w:rPr>
+    </w:lvl>
+  </w:abstractNum>
   <w:num w:numId="1">
     <w:abstractNumId w:val="1"/>
     <w:lvlOverride w:ilvl="0">
@@ -4704,6 +4839,9 @@
     <w:lvlOverride w:ilvl="0">
       <w:startOverride w:val="1"/>
     </w:lvlOverride>
+  </w:num>
+  <w:num w:numId="3">
+    <w:abstractNumId w:val="2"/>
   </w:num>
 </w:numbering>
 </file>
@@ -5603,4 +5741,16 @@
     </a:ext>
   </a:extLst>
 </a:theme>
+</file>
+
+<file path=customXml/item1.xml><?xml version="1.0" encoding="utf-8"?>
+<b:Sources xmlns:b="http://schemas.openxmlformats.org/officeDocument/2006/bibliography" xmlns="http://schemas.openxmlformats.org/officeDocument/2006/bibliography" SelectedStyle="\APASixthEditionOfficeOnline.xsl" StyleName="APA" Version="6"/>
+</file>
+
+<file path=customXml/itemProps1.xml><?xml version="1.0" encoding="utf-8"?>
+<ds:datastoreItem xmlns:ds="http://schemas.openxmlformats.org/officeDocument/2006/customXml" ds:itemID="{D34836EC-0AB4-4949-BCB8-42B34E674D44}">
+  <ds:schemaRefs>
+    <ds:schemaRef ds:uri="http://schemas.openxmlformats.org/officeDocument/2006/bibliography"/>
+  </ds:schemaRefs>
+</ds:datastoreItem>
 </file>